--- a/Arquitectura de Sistemas Computacionales/Kit docente/Clase 2/Solucion Taller Clase 2 - CloudLite.docx
+++ b/Arquitectura de Sistemas Computacionales/Kit docente/Clase 2/Solucion Taller Clase 2 - CloudLite.docx
@@ -1602,7 +1602,7 @@
           <w:color w:val="4A4A49"/>
           <w:sz w:val="22"/>
         </w:rPr>
-        <w:t xml:space="preserve"> Se descarta porque un sistema de prestamos comprado ya resuelve el problema, y entonces no queda nada que arquitecturar ni nada que sustentar en la Clase 15: el entregable del semestre seria una configuracion. Ademas el modelo de licenciamiento por usuario no encaja con una biblioteca donde el auxiliar de mostrador rota cada semestre, y las 38 devoluciones tardias del semestre pasado se resolverian con la regla que traiga el producto, no con la que la biblioteca necesita.</w:t>
+        <w:t xml:space="preserve"> Se descarta porque un sistema de prestamos comprado ya resuelve el problema, y entonces no queda nada que disenar ni nada que sustentar en la Clase 15: el entregable del semestre seria una configuracion. Ademas el modelo de licenciamiento por usuario no encaja con una biblioteca donde el auxiliar de mostrador rota cada semestre, y las 38 devoluciones tardias del semestre pasado se resolverian con la regla que traiga el producto, no con la que la biblioteca necesita.</w:t>
       </w:r>
     </w:p>
     <w:p>
